--- a/Muuntaja_User_Manual.docx
+++ b/Muuntaja_User_Manual.docx
@@ -28,12 +28,7 @@
         <w:spacing w:after="280"/>
       </w:pPr>
       <w:r>
-        <w:rPr>
-          <w:rFonts w:ascii="Aptos" w:hAnsi="Aptos"/>
-          <w:color w:val="5A5A5A"/>
-          <w:sz w:val="18"/>
-        </w:rPr>
-        <w:t>Versio 1.2.3 | Päivitetty 11.9.2026</w:t>
+        <w:t>Versio 1.2.4 | Päivitetty 11.9.2026</w:t>
       </w:r>
     </w:p>
     <w:p>
@@ -1095,13 +1090,7 @@
         <w:keepLines/>
       </w:pPr>
       <w:r>
-        <w:rPr>
-          <w:b/>
-        </w:rPr>
-        <w:t xml:space="preserve">6.  </w:t>
-      </w:r>
-      <w:r>
-        <w:t>Määritä DWG/DXF-viennissä tarvittaessa tasokohtaiset tekstit ja attribuuttitaulukot.</w:t>
+        <w:t>6.  DWG/DXF-vienti kirjoittaa tiedostoon vain valittujen tasojen geometriat.</w:t>
       </w:r>
     </w:p>
     <w:p>
@@ -1479,7 +1468,7 @@
         <w:keepLines/>
       </w:pPr>
       <w:r>
-        <w:t>Kun vientiformaatti on DWG tai DXF ja tasot on valittu, työkalu muodostaa tasokohtaiset asetusrivit. Jokainen rivi koskee vain siinä näkyvää tasoa.</w:t>
+        <w:t>Kun vientiformaatti on DWG tai DXF, työkalu vie valittujen tasojen geometriat ilman labeltekstejä tai erillisiä attribuuttitaulukoita.</w:t>
       </w:r>
     </w:p>
     <w:tbl>
@@ -1563,49 +1552,21 @@
       <w:tr>
         <w:tc>
           <w:tcPr>
-            <w:tcW w:type="dxa" w:w="2835"/>
-            <w:vAlign w:val="center"/>
-            <w:tcMar>
-              <w:top w:w="90" w:type="dxa"/>
-              <w:start w:w="110" w:type="dxa"/>
-              <w:bottom w:w="90" w:type="dxa"/>
-              <w:end w:w="110" w:type="dxa"/>
-            </w:tcMar>
+            <w:tcW w:type="dxa" w:w="4876"/>
           </w:tcPr>
           <w:p>
-            <w:pPr>
-              <w:spacing w:after="0" w:line="247" w:lineRule="auto"/>
-            </w:pPr>
             <w:r>
-              <w:rPr>
-                <w:rFonts w:ascii="Aptos" w:hAnsi="Aptos"/>
-                <w:sz w:val="18"/>
-              </w:rPr>
-              <w:t>Vie tekstit</w:t>
+              <w:t>Sisältö</w:t>
             </w:r>
           </w:p>
         </w:tc>
         <w:tc>
           <w:tcPr>
-            <w:tcW w:type="dxa" w:w="6577"/>
-            <w:vAlign w:val="center"/>
-            <w:tcMar>
-              <w:top w:w="90" w:type="dxa"/>
-              <w:start w:w="110" w:type="dxa"/>
-              <w:bottom w:w="90" w:type="dxa"/>
-              <w:end w:w="110" w:type="dxa"/>
-            </w:tcMar>
+            <w:tcW w:type="dxa" w:w="4876"/>
           </w:tcPr>
           <w:p>
-            <w:pPr>
-              <w:spacing w:after="0" w:line="247" w:lineRule="auto"/>
-            </w:pPr>
             <w:r>
-              <w:rPr>
-                <w:rFonts w:ascii="Aptos" w:hAnsi="Aptos"/>
-                <w:sz w:val="18"/>
-              </w:rPr>
-              <w:t>Kytke päälle halutulle tasolle ja valitse saman rivin Teksti-/labelkenttä. Kentän arvot viedään CAD Text -kohteiksi.</w:t>
+              <w:t>Valitut tasot viedään DWG/DXF-tiedostoon geometrioina. Labeltekstejä tai erillisiä attribuuttitaulukoita ei muodosteta.</w:t>
             </w:r>
           </w:p>
         </w:tc>
@@ -1613,153 +1574,21 @@
       <w:tr>
         <w:tc>
           <w:tcPr>
-            <w:tcW w:type="dxa" w:w="2835"/>
-            <w:vAlign w:val="center"/>
-            <w:tcMar>
-              <w:top w:w="90" w:type="dxa"/>
-              <w:start w:w="110" w:type="dxa"/>
-              <w:bottom w:w="90" w:type="dxa"/>
-              <w:end w:w="110" w:type="dxa"/>
-            </w:tcMar>
-            <w:shd w:fill="EAF3F8"/>
+            <w:tcW w:type="dxa" w:w="4876"/>
           </w:tcPr>
           <w:p>
-            <w:pPr>
-              <w:spacing w:after="0" w:line="247" w:lineRule="auto"/>
-            </w:pPr>
             <w:r>
-              <w:rPr>
-                <w:rFonts w:ascii="Aptos" w:hAnsi="Aptos"/>
-                <w:sz w:val="18"/>
-              </w:rPr>
-              <w:t>Luo attribuuttitaulu</w:t>
-            </w:r>
-          </w:p>
-        </w:tc>
-        <w:tc>
-          <w:tcPr>
-            <w:tcW w:type="dxa" w:w="6577"/>
-            <w:vAlign w:val="center"/>
-            <w:tcMar>
-              <w:top w:w="90" w:type="dxa"/>
-              <w:start w:w="110" w:type="dxa"/>
-              <w:bottom w:w="90" w:type="dxa"/>
-              <w:end w:w="110" w:type="dxa"/>
-            </w:tcMar>
-            <w:shd w:fill="EAF3F8"/>
-          </w:tcPr>
-          <w:p>
-            <w:pPr>
-              <w:spacing w:after="0" w:line="247" w:lineRule="auto"/>
-            </w:pPr>
-            <w:r>
-              <w:rPr>
-                <w:rFonts w:ascii="Aptos" w:hAnsi="Aptos"/>
-                <w:sz w:val="18"/>
-              </w:rPr>
-              <w:t>Kytke päälle vain niille tasoille, joille taulukko tarvitaan. Kaikki tulostuskelpoiset kentät otetaan mukaan automaattisesti.</w:t>
-            </w:r>
-          </w:p>
-        </w:tc>
-      </w:tr>
-      <w:tr>
-        <w:tc>
-          <w:tcPr>
-            <w:tcW w:type="dxa" w:w="2835"/>
-            <w:vAlign w:val="center"/>
-            <w:tcMar>
-              <w:top w:w="90" w:type="dxa"/>
-              <w:start w:w="110" w:type="dxa"/>
-              <w:bottom w:w="90" w:type="dxa"/>
-              <w:end w:w="110" w:type="dxa"/>
-            </w:tcMar>
-          </w:tcPr>
-          <w:p>
-            <w:pPr>
-              <w:spacing w:after="0" w:line="247" w:lineRule="auto"/>
-            </w:pPr>
-            <w:r>
-              <w:rPr>
-                <w:rFonts w:ascii="Aptos" w:hAnsi="Aptos"/>
-                <w:sz w:val="18"/>
-              </w:rPr>
-              <w:t>Useita taulukoita</w:t>
-            </w:r>
-          </w:p>
-        </w:tc>
-        <w:tc>
-          <w:tcPr>
-            <w:tcW w:type="dxa" w:w="6577"/>
-            <w:vAlign w:val="center"/>
-            <w:tcMar>
-              <w:top w:w="90" w:type="dxa"/>
-              <w:start w:w="110" w:type="dxa"/>
-              <w:bottom w:w="90" w:type="dxa"/>
-              <w:end w:w="110" w:type="dxa"/>
-            </w:tcMar>
-          </w:tcPr>
-          <w:p>
-            <w:pPr>
-              <w:spacing w:after="0" w:line="247" w:lineRule="auto"/>
-            </w:pPr>
-            <w:r>
-              <w:rPr>
-                <w:rFonts w:ascii="Aptos" w:hAnsi="Aptos"/>
-                <w:sz w:val="18"/>
-              </w:rPr>
-              <w:t>Jokaiselle valitulle tasolle luodaan oma nimetty taulukko. Yhteiseen CAD-tiedostoon muodostetut taulukot sijoitetaan vierekkäin.</w:t>
-            </w:r>
-          </w:p>
-        </w:tc>
-      </w:tr>
-      <w:tr>
-        <w:tc>
-          <w:tcPr>
-            <w:tcW w:type="dxa" w:w="2835"/>
-            <w:vAlign w:val="center"/>
-            <w:tcMar>
-              <w:top w:w="90" w:type="dxa"/>
-              <w:start w:w="110" w:type="dxa"/>
-              <w:bottom w:w="90" w:type="dxa"/>
-              <w:end w:w="110" w:type="dxa"/>
-            </w:tcMar>
-            <w:shd w:fill="EAF3F8"/>
-          </w:tcPr>
-          <w:p>
-            <w:pPr>
-              <w:spacing w:after="0" w:line="247" w:lineRule="auto"/>
-            </w:pPr>
-            <w:r>
-              <w:rPr>
-                <w:rFonts w:ascii="Aptos" w:hAnsi="Aptos"/>
-                <w:sz w:val="18"/>
-              </w:rPr>
               <w:t>Paketointi</w:t>
             </w:r>
           </w:p>
         </w:tc>
         <w:tc>
           <w:tcPr>
-            <w:tcW w:type="dxa" w:w="6577"/>
-            <w:vAlign w:val="center"/>
-            <w:tcMar>
-              <w:top w:w="90" w:type="dxa"/>
-              <w:start w:w="110" w:type="dxa"/>
-              <w:bottom w:w="90" w:type="dxa"/>
-              <w:end w:w="110" w:type="dxa"/>
-            </w:tcMar>
-            <w:shd w:fill="EAF3F8"/>
+            <w:tcW w:type="dxa" w:w="4876"/>
           </w:tcPr>
           <w:p>
-            <w:pPr>
-              <w:spacing w:after="0" w:line="247" w:lineRule="auto"/>
-            </w:pPr>
             <w:r>
-              <w:rPr>
-                <w:rFonts w:ascii="Aptos" w:hAnsi="Aptos"/>
-                <w:sz w:val="18"/>
-              </w:rPr>
-              <w:t>Yhteinen tiedosto sisältää kaikkien valittujen tasojen geometriat, tekstit ja valitut taulukot. Tasokohtainen paketointi luo erilliset CAD-tiedostot.</w:t>
+              <w:t>Yhteinen tiedosto sisältää kaikkien valittujen tasojen geometriat. Tasokohtainen paketointi luo erillisen CAD-tiedoston jokaiselle tasolle.</w:t>
             </w:r>
           </w:p>
         </w:tc>
@@ -1776,13 +1605,7 @@
         <w:keepLines/>
       </w:pPr>
       <w:r>
-        <w:rPr>
-          <w:b/>
-        </w:rPr>
-        <w:t xml:space="preserve">Huomio. </w:t>
-      </w:r>
-      <w:r>
-        <w:t>Labelkentän valintaluettelo määräytyy tasokohtaisesti. Jos tekstiä ei haluta tietylle tasolle, jätä Vie tekstit pois päältä.</w:t>
+        <w:t>Usean tason viennissä voit valita yhden yhteisen CAD-tiedoston tai oman tiedoston jokaiselle tasolle.</w:t>
       </w:r>
     </w:p>
     <w:p>
@@ -2082,58 +1905,6 @@
               <w:bottom w:w="90" w:type="dxa"/>
               <w:end w:w="110" w:type="dxa"/>
             </w:tcMar>
-            <w:shd w:fill="EAF3F8"/>
-          </w:tcPr>
-          <w:p>
-            <w:pPr>
-              <w:spacing w:after="0" w:line="247" w:lineRule="auto"/>
-            </w:pPr>
-            <w:r>
-              <w:rPr>
-                <w:rFonts w:ascii="Aptos" w:hAnsi="Aptos"/>
-                <w:sz w:val="18"/>
-              </w:rPr>
-              <w:t>CAD-labelkenttä puuttuu</w:t>
-            </w:r>
-          </w:p>
-        </w:tc>
-        <w:tc>
-          <w:tcPr>
-            <w:tcW w:type="dxa" w:w="6463"/>
-            <w:vAlign w:val="center"/>
-            <w:tcMar>
-              <w:top w:w="90" w:type="dxa"/>
-              <w:start w:w="110" w:type="dxa"/>
-              <w:bottom w:w="90" w:type="dxa"/>
-              <w:end w:w="110" w:type="dxa"/>
-            </w:tcMar>
-            <w:shd w:fill="EAF3F8"/>
-          </w:tcPr>
-          <w:p>
-            <w:pPr>
-              <w:spacing w:after="0" w:line="247" w:lineRule="auto"/>
-            </w:pPr>
-            <w:r>
-              <w:rPr>
-                <w:rFonts w:ascii="Aptos" w:hAnsi="Aptos"/>
-                <w:sz w:val="18"/>
-              </w:rPr>
-              <w:t>Valitse tason omalta riviltä Vie tekstit ja sen jälkeen kyseiselle tasolle kuuluva kenttä.</w:t>
-            </w:r>
-          </w:p>
-        </w:tc>
-      </w:tr>
-      <w:tr>
-        <w:tc>
-          <w:tcPr>
-            <w:tcW w:type="dxa" w:w="2948"/>
-            <w:vAlign w:val="center"/>
-            <w:tcMar>
-              <w:top w:w="90" w:type="dxa"/>
-              <w:start w:w="110" w:type="dxa"/>
-              <w:bottom w:w="90" w:type="dxa"/>
-              <w:end w:w="110" w:type="dxa"/>
-            </w:tcMar>
           </w:tcPr>
           <w:p>
             <w:pPr>
@@ -2160,15 +1931,8 @@
             </w:tcMar>
           </w:tcPr>
           <w:p>
-            <w:pPr>
-              <w:spacing w:after="0" w:line="247" w:lineRule="auto"/>
-            </w:pPr>
             <w:r>
-              <w:rPr>
-                <w:rFonts w:ascii="Aptos" w:hAnsi="Aptos"/>
-                <w:sz w:val="18"/>
-              </w:rPr>
-              <w:t>Varmista, että asennettuna on Muuntaja 1.2.3. Sulje ArcGIS Pro, asenna uusi esriAddInX-paketti ja käynnistä sovellus uudelleen.</w:t>
+              <w:t>Varmista, että asennettuna on Muuntaja 1.2.4. Sulje ArcGIS Pro, asenna uusi esriAddInX-paketti ja käynnistä sovellus uudelleen.</w:t>
             </w:r>
           </w:p>
         </w:tc>
